--- a/pr-preview/pr-91/nonparametric-models-handout-tracked-changes.docx
+++ b/pr-preview/pr-91/nonparametric-models-handout-tracked-changes.docx
@@ -16,7 +16,7 @@
       </w:pPr>
       <w:del w:id="1" w:author="PR Preview" w:date="2026-01-01T00:00:00Z">
         <w:r>
-          <w:delText xml:space="preserve">Last modified: 2026-10-09 00:28:12 (UTC)</w:delText>
+          <w:delText xml:space="preserve">Last modified: 2026-10-08 18:31:00 (PDT)</w:delText>
         </w:r>
       </w:del>
     </w:p>
@@ -26,7 +26,7 @@
       </w:pPr>
       <w:ins w:id="2" w:author="PR Preview" w:date="2026-01-01T00:00:00Z">
         <w:r>
-          <w:t xml:space="preserve">Last modified: 2026-10-08 17:44:04 (PDT)</w:t>
+          <w:t xml:space="preserve">Last modified: 2026-10-08 19:32:20 (PDT)</w:t>
         </w:r>
       </w:ins>
     </w:p>

--- a/pr-preview/pr-91/nonparametric-models-handout-tracked-changes.docx
+++ b/pr-preview/pr-91/nonparametric-models-handout-tracked-changes.docx
@@ -26,7 +26,7 @@
       </w:pPr>
       <w:ins w:id="2" w:author="PR Preview" w:date="2026-01-01T00:00:00Z">
         <w:r>
-          <w:t xml:space="preserve">Last modified: 2026-10-08 19:32:20 (PDT)</w:t>
+          <w:t xml:space="preserve">Last modified: 2026-10-08 19:43:37 (PDT)</w:t>
         </w:r>
       </w:ins>
     </w:p>

--- a/pr-preview/pr-91/nonparametric-models-handout-tracked-changes.docx
+++ b/pr-preview/pr-91/nonparametric-models-handout-tracked-changes.docx
@@ -16,7 +16,7 @@
       </w:pPr>
       <w:del w:id="1" w:author="PR Preview" w:date="2026-01-01T00:00:00Z">
         <w:r>
-          <w:delText xml:space="preserve">Last modified: 2026-10-08 18:31:00 (PDT)</w:delText>
+          <w:delText xml:space="preserve">Last modified: 2026-10-09 02:03:36 (PDT)</w:delText>
         </w:r>
       </w:del>
     </w:p>
@@ -26,7 +26,7 @@
       </w:pPr>
       <w:ins w:id="2" w:author="PR Preview" w:date="2026-01-01T00:00:00Z">
         <w:r>
-          <w:t xml:space="preserve">Last modified: 2026-10-08 19:43:37 (PDT)</w:t>
+          <w:t xml:space="preserve">Last modified: 2026-10-09 02:07:19 (PDT)</w:t>
         </w:r>
       </w:ins>
     </w:p>

--- a/pr-preview/pr-91/nonparametric-models-handout-tracked-changes.docx
+++ b/pr-preview/pr-91/nonparametric-models-handout-tracked-changes.docx
@@ -16,7 +16,7 @@
       </w:pPr>
       <w:del w:id="1" w:author="PR Preview" w:date="2026-01-01T00:00:00Z">
         <w:r>
-          <w:delText xml:space="preserve">Last modified: 2026-10-09 02:03:36 (PDT)</w:delText>
+          <w:delText xml:space="preserve">Last modified: 2026-10-09 12:07:46 (PDT)</w:delText>
         </w:r>
       </w:del>
     </w:p>
@@ -26,7 +26,7 @@
       </w:pPr>
       <w:ins w:id="2" w:author="PR Preview" w:date="2026-01-01T00:00:00Z">
         <w:r>
-          <w:t xml:space="preserve">Last modified: 2026-10-09 02:07:19 (PDT)</w:t>
+          <w:t xml:space="preserve">Last modified: 2026-10-09 13:24:16 (PDT)</w:t>
         </w:r>
       </w:ins>
     </w:p>
@@ -4880,9 +4880,33 @@
                   </w:r>
                   <w:r>
                     <w:rPr>
+                      <w:rStyle w:val="NormalTok"/>
+                    </w:rPr>
+                    <w:t xml:space="preserve">ecdf_pieces </w:t>
+                  </w:r>
+                  <w:r>
+                    <w:rPr>
+                      <w:rStyle w:val="OtherTok"/>
+                    </w:rPr>
+                    <w:t xml:space="preserve">&lt;-</w:t>
+                  </w:r>
+                  <w:r>
+                    <w:rPr>
+                      <w:rStyle w:val="NormalTok"/>
+                    </w:rPr>
+                    <w:t xml:space="preserve"> tibble</w:t>
+                  </w:r>
+                  <w:r>
+                    <w:rPr>
+                      <w:rStyle w:val="SpecialCharTok"/>
+                    </w:rPr>
+                    <w:t xml:space="preserve">::</w:t>
+                  </w:r>
+                  <w:r>
+                    <w:rPr>
                       <w:rStyle w:val="FunctionTok"/>
                     </w:rPr>
-                    <w:t xml:space="preserve">plot</w:t>
+                    <w:t xml:space="preserve">tibble</w:t>
                   </w:r>
                   <w:r>
                     <w:rPr>
@@ -4891,25 +4915,829 @@
                     <w:t xml:space="preserve">(</w:t>
                   </w:r>
                   <w:r>
+                    <w:rPr>
+                      <w:rStyle w:val="AttributeTok"/>
+                    </w:rPr>
+                    <w:t xml:space="preserve">x =</w:t>
+                  </w:r>
+                  <w:r>
+                    <w:rPr>
+                      <w:rStyle w:val="NormalTok"/>
+                    </w:rPr>
+                    <w:t xml:space="preserve"> x_left, </w:t>
+                  </w:r>
+                  <w:r>
+                    <w:rPr>
+                      <w:rStyle w:val="AttributeTok"/>
+                    </w:rPr>
+                    <w:t xml:space="preserve">xend =</w:t>
+                  </w:r>
+                  <w:r>
+                    <w:rPr>
+                      <w:rStyle w:val="NormalTok"/>
+                    </w:rPr>
+                    <w:t xml:space="preserve"> x_right, </w:t>
+                  </w:r>
+                  <w:r>
+                    <w:rPr>
+                      <w:rStyle w:val="AttributeTok"/>
+                    </w:rPr>
+                    <w:t xml:space="preserve">y =</w:t>
+                  </w:r>
+                  <w:r>
+                    <w:rPr>
+                      <w:rStyle w:val="NormalTok"/>
+                    </w:rPr>
+                    <w:t xml:space="preserve"> f_levels)</w:t>
+                  </w:r>
+                  <w:r>
                     <w:br/>
                   </w:r>
                   <w:r>
                     <w:rPr>
                       <w:rStyle w:val="NormalTok"/>
                     </w:rPr>
-                    <w:t xml:space="preserve">  </w:t>
+                    <w:t xml:space="preserve">ecdf_open </w:t>
+                  </w:r>
+                  <w:r>
+                    <w:rPr>
+                      <w:rStyle w:val="OtherTok"/>
+                    </w:rPr>
+                    <w:t xml:space="preserve">&lt;-</w:t>
+                  </w:r>
+                  <w:r>
+                    <w:rPr>
+                      <w:rStyle w:val="NormalTok"/>
+                    </w:rPr>
+                    <w:t xml:space="preserve"> tibble</w:t>
+                  </w:r>
+                  <w:r>
+                    <w:rPr>
+                      <w:rStyle w:val="SpecialCharTok"/>
+                    </w:rPr>
+                    <w:t xml:space="preserve">::</w:t>
+                  </w:r>
+                  <w:r>
+                    <w:rPr>
+                      <w:rStyle w:val="FunctionTok"/>
+                    </w:rPr>
+                    <w:t xml:space="preserve">tibble</w:t>
+                  </w:r>
+                  <w:r>
+                    <w:rPr>
+                      <w:rStyle w:val="NormalTok"/>
+                    </w:rPr>
+                    <w:t xml:space="preserve">(</w:t>
+                  </w:r>
+                  <w:r>
+                    <w:rPr>
+                      <w:rStyle w:val="AttributeTok"/>
+                    </w:rPr>
+                    <w:t xml:space="preserve">x =</w:t>
+                  </w:r>
+                  <w:r>
+                    <w:rPr>
+                      <w:rStyle w:val="NormalTok"/>
+                    </w:rPr>
+                    <w:t xml:space="preserve"> x_ord, </w:t>
+                  </w:r>
+                  <w:r>
+                    <w:rPr>
+                      <w:rStyle w:val="AttributeTok"/>
+                    </w:rPr>
+                    <w:t xml:space="preserve">y =</w:t>
+                  </w:r>
+                  <w:r>
+                    <w:rPr>
+                      <w:rStyle w:val="NormalTok"/>
+                    </w:rPr>
+                    <w:t xml:space="preserve"> f_levels[</w:t>
+                  </w:r>
+                  <w:r>
+                    <w:rPr>
+                      <w:rStyle w:val="FunctionTok"/>
+                    </w:rPr>
+                    <w:t xml:space="preserve">seq_len</w:t>
+                  </w:r>
+                  <w:r>
+                    <w:rPr>
+                      <w:rStyle w:val="NormalTok"/>
+                    </w:rPr>
+                    <w:t xml:space="preserve">(n)])</w:t>
+                  </w:r>
+                  <w:r>
+                    <w:br/>
+                  </w:r>
+                  <w:r>
+                    <w:rPr>
+                      <w:rStyle w:val="NormalTok"/>
+                    </w:rPr>
+                    <w:t xml:space="preserve">ecdf_closed </w:t>
+                  </w:r>
+                  <w:r>
+                    <w:rPr>
+                      <w:rStyle w:val="OtherTok"/>
+                    </w:rPr>
+                    <w:t xml:space="preserve">&lt;-</w:t>
+                  </w:r>
+                  <w:r>
+                    <w:rPr>
+                      <w:rStyle w:val="NormalTok"/>
+                    </w:rPr>
+                    <w:t xml:space="preserve"> tibble</w:t>
+                  </w:r>
+                  <w:r>
+                    <w:rPr>
+                      <w:rStyle w:val="SpecialCharTok"/>
+                    </w:rPr>
+                    <w:t xml:space="preserve">::</w:t>
+                  </w:r>
+                  <w:r>
+                    <w:rPr>
+                      <w:rStyle w:val="FunctionTok"/>
+                    </w:rPr>
+                    <w:t xml:space="preserve">tibble</w:t>
+                  </w:r>
+                  <w:r>
+                    <w:rPr>
+                      <w:rStyle w:val="NormalTok"/>
+                    </w:rPr>
+                    <w:t xml:space="preserve">(</w:t>
+                  </w:r>
+                  <w:r>
+                    <w:rPr>
+                      <w:rStyle w:val="AttributeTok"/>
+                    </w:rPr>
+                    <w:t xml:space="preserve">x =</w:t>
+                  </w:r>
+                  <w:r>
+                    <w:rPr>
+                      <w:rStyle w:val="NormalTok"/>
+                    </w:rPr>
+                    <w:t xml:space="preserve"> x_ord, </w:t>
+                  </w:r>
+                  <w:r>
+                    <w:rPr>
+                      <w:rStyle w:val="AttributeTok"/>
+                    </w:rPr>
+                    <w:t xml:space="preserve">y =</w:t>
+                  </w:r>
+                  <w:r>
+                    <w:rPr>
+                      <w:rStyle w:val="NormalTok"/>
+                    </w:rPr>
+                    <w:t xml:space="preserve"> f_levels[</w:t>
+                  </w:r>
+                  <w:r>
+                    <w:rPr>
+                      <w:rStyle w:val="FunctionTok"/>
+                    </w:rPr>
+                    <w:t xml:space="preserve">seq_len</w:t>
+                  </w:r>
+                  <w:r>
+                    <w:rPr>
+                      <w:rStyle w:val="NormalTok"/>
+                    </w:rPr>
+                    <w:t xml:space="preserve">(n) </w:t>
+                  </w:r>
+                  <w:r>
+                    <w:rPr>
+                      <w:rStyle w:val="SpecialCharTok"/>
+                    </w:rPr>
+                    <w:t xml:space="preserve">+</w:t>
+                  </w:r>
+                  <w:r>
+                    <w:rPr>
+                      <w:rStyle w:val="NormalTok"/>
+                    </w:rPr>
+                    <w:t xml:space="preserve"> </w:t>
                   </w:r>
                   <w:r>
                     <w:rPr>
                       <w:rStyle w:val="DecValTok"/>
                     </w:rPr>
+                    <w:t xml:space="preserve">1</w:t>
+                  </w:r>
+                  <w:r>
+                    <w:rPr>
+                      <w:rStyle w:val="NormalTok"/>
+                    </w:rPr>
+                    <w:t xml:space="preserve">])</w:t>
+                  </w:r>
+                  <w:r>
+                    <w:br/>
+                  </w:r>
+                  <w:r>
+                    <w:br/>
+                  </w:r>
+                  <w:r>
+                    <w:rPr>
+                      <w:rStyle w:val="NormalTok"/>
+                    </w:rPr>
+                    <w:t xml:space="preserve">ggplot2</w:t>
+                  </w:r>
+                  <w:r>
+                    <w:rPr>
+                      <w:rStyle w:val="SpecialCharTok"/>
+                    </w:rPr>
+                    <w:t xml:space="preserve">::</w:t>
+                  </w:r>
+                  <w:r>
+                    <w:rPr>
+                      <w:rStyle w:val="FunctionTok"/>
+                    </w:rPr>
+                    <w:t xml:space="preserve">ggplot</w:t>
+                  </w:r>
+                  <w:r>
+                    <w:rPr>
+                      <w:rStyle w:val="NormalTok"/>
+                    </w:rPr>
+                    <w:t xml:space="preserve">() </w:t>
+                  </w:r>
+                  <w:r>
+                    <w:rPr>
+                      <w:rStyle w:val="SpecialCharTok"/>
+                    </w:rPr>
+                    <w:t xml:space="preserve">+</w:t>
+                  </w:r>
+                  <w:r>
+                    <w:br/>
+                  </w:r>
+                  <w:r>
+                    <w:rPr>
+                      <w:rStyle w:val="NormalTok"/>
+                    </w:rPr>
+                    <w:t xml:space="preserve">  ggplot2</w:t>
+                  </w:r>
+                  <w:r>
+                    <w:rPr>
+                      <w:rStyle w:val="SpecialCharTok"/>
+                    </w:rPr>
+                    <w:t xml:space="preserve">::</w:t>
+                  </w:r>
+                  <w:r>
+                    <w:rPr>
+                      <w:rStyle w:val="FunctionTok"/>
+                    </w:rPr>
+                    <w:t xml:space="preserve">geom_segment</w:t>
+                  </w:r>
+                  <w:r>
+                    <w:rPr>
+                      <w:rStyle w:val="NormalTok"/>
+                    </w:rPr>
+                    <w:t xml:space="preserve">(</w:t>
+                  </w:r>
+                  <w:r>
+                    <w:br/>
+                  </w:r>
+                  <w:r>
+                    <w:rPr>
+                      <w:rStyle w:val="NormalTok"/>
+                    </w:rPr>
+                    <w:t xml:space="preserve">    ggplot2</w:t>
+                  </w:r>
+                  <w:r>
+                    <w:rPr>
+                      <w:rStyle w:val="SpecialCharTok"/>
+                    </w:rPr>
+                    <w:t xml:space="preserve">::</w:t>
+                  </w:r>
+                  <w:r>
+                    <w:rPr>
+                      <w:rStyle w:val="FunctionTok"/>
+                    </w:rPr>
+                    <w:t xml:space="preserve">aes</w:t>
+                  </w:r>
+                  <w:r>
+                    <w:rPr>
+                      <w:rStyle w:val="NormalTok"/>
+                    </w:rPr>
+                    <w:t xml:space="preserve">(</w:t>
+                  </w:r>
+                  <w:r>
+                    <w:rPr>
+                      <w:rStyle w:val="AttributeTok"/>
+                    </w:rPr>
+                    <w:t xml:space="preserve">x =</w:t>
+                  </w:r>
+                  <w:r>
+                    <w:rPr>
+                      <w:rStyle w:val="NormalTok"/>
+                    </w:rPr>
+                    <w:t xml:space="preserve"> x, </w:t>
+                  </w:r>
+                  <w:r>
+                    <w:rPr>
+                      <w:rStyle w:val="AttributeTok"/>
+                    </w:rPr>
+                    <w:t xml:space="preserve">xend =</w:t>
+                  </w:r>
+                  <w:r>
+                    <w:rPr>
+                      <w:rStyle w:val="NormalTok"/>
+                    </w:rPr>
+                    <w:t xml:space="preserve"> xend, </w:t>
+                  </w:r>
+                  <w:r>
+                    <w:rPr>
+                      <w:rStyle w:val="AttributeTok"/>
+                    </w:rPr>
+                    <w:t xml:space="preserve">y =</w:t>
+                  </w:r>
+                  <w:r>
+                    <w:rPr>
+                      <w:rStyle w:val="NormalTok"/>
+                    </w:rPr>
+                    <w:t xml:space="preserve"> y, </w:t>
+                  </w:r>
+                  <w:r>
+                    <w:rPr>
+                      <w:rStyle w:val="AttributeTok"/>
+                    </w:rPr>
+                    <w:t xml:space="preserve">yend =</w:t>
+                  </w:r>
+                  <w:r>
+                    <w:rPr>
+                      <w:rStyle w:val="NormalTok"/>
+                    </w:rPr>
+                    <w:t xml:space="preserve"> y),</w:t>
+                  </w:r>
+                  <w:r>
+                    <w:br/>
+                  </w:r>
+                  <w:r>
+                    <w:rPr>
+                      <w:rStyle w:val="NormalTok"/>
+                    </w:rPr>
+                    <w:t xml:space="preserve">    </w:t>
+                  </w:r>
+                  <w:r>
+                    <w:rPr>
+                      <w:rStyle w:val="AttributeTok"/>
+                    </w:rPr>
+                    <w:t xml:space="preserve">data =</w:t>
+                  </w:r>
+                  <w:r>
+                    <w:rPr>
+                      <w:rStyle w:val="NormalTok"/>
+                    </w:rPr>
+                    <w:t xml:space="preserve"> ecdf_pieces, </w:t>
+                  </w:r>
+                  <w:r>
+                    <w:rPr>
+                      <w:rStyle w:val="AttributeTok"/>
+                    </w:rPr>
+                    <w:t xml:space="preserve">linewidth =</w:t>
+                  </w:r>
+                  <w:r>
+                    <w:rPr>
+                      <w:rStyle w:val="NormalTok"/>
+                    </w:rPr>
+                    <w:t xml:space="preserve"> </w:t>
+                  </w:r>
+                  <w:r>
+                    <w:rPr>
+                      <w:rStyle w:val="DecValTok"/>
+                    </w:rPr>
+                    <w:t xml:space="preserve">1</w:t>
+                  </w:r>
+                  <w:r>
+                    <w:rPr>
+                      <w:rStyle w:val="NormalTok"/>
+                    </w:rPr>
+                    <w:t xml:space="preserve">, </w:t>
+                  </w:r>
+                  <w:r>
+                    <w:rPr>
+                      <w:rStyle w:val="AttributeTok"/>
+                    </w:rPr>
+                    <w:t xml:space="preserve">color =</w:t>
+                  </w:r>
+                  <w:r>
+                    <w:rPr>
+                      <w:rStyle w:val="NormalTok"/>
+                    </w:rPr>
+                    <w:t xml:space="preserve"> </w:t>
+                  </w:r>
+                  <w:r>
+                    <w:rPr>
+                      <w:rStyle w:val="StringTok"/>
+                    </w:rPr>
+                    <w:t xml:space="preserve">"blue"</w:t>
+                  </w:r>
+                  <w:r>
+                    <w:br/>
+                  </w:r>
+                  <w:r>
+                    <w:rPr>
+                      <w:rStyle w:val="NormalTok"/>
+                    </w:rPr>
+                    <w:t xml:space="preserve">  ) </w:t>
+                  </w:r>
+                  <w:r>
+                    <w:rPr>
+                      <w:rStyle w:val="SpecialCharTok"/>
+                    </w:rPr>
+                    <w:t xml:space="preserve">+</w:t>
+                  </w:r>
+                  <w:r>
+                    <w:br/>
+                  </w:r>
+                  <w:r>
+                    <w:rPr>
+                      <w:rStyle w:val="NormalTok"/>
+                    </w:rPr>
+                    <w:t xml:space="preserve">  ggplot2</w:t>
+                  </w:r>
+                  <w:r>
+                    <w:rPr>
+                      <w:rStyle w:val="SpecialCharTok"/>
+                    </w:rPr>
+                    <w:t xml:space="preserve">::</w:t>
+                  </w:r>
+                  <w:r>
+                    <w:rPr>
+                      <w:rStyle w:val="FunctionTok"/>
+                    </w:rPr>
+                    <w:t xml:space="preserve">geom_point</w:t>
+                  </w:r>
+                  <w:r>
+                    <w:rPr>
+                      <w:rStyle w:val="NormalTok"/>
+                    </w:rPr>
+                    <w:t xml:space="preserve">(</w:t>
+                  </w:r>
+                  <w:r>
+                    <w:br/>
+                  </w:r>
+                  <w:r>
+                    <w:rPr>
+                      <w:rStyle w:val="NormalTok"/>
+                    </w:rPr>
+                    <w:t xml:space="preserve">    ggplot2</w:t>
+                  </w:r>
+                  <w:r>
+                    <w:rPr>
+                      <w:rStyle w:val="SpecialCharTok"/>
+                    </w:rPr>
+                    <w:t xml:space="preserve">::</w:t>
+                  </w:r>
+                  <w:r>
+                    <w:rPr>
+                      <w:rStyle w:val="FunctionTok"/>
+                    </w:rPr>
+                    <w:t xml:space="preserve">aes</w:t>
+                  </w:r>
+                  <w:r>
+                    <w:rPr>
+                      <w:rStyle w:val="NormalTok"/>
+                    </w:rPr>
+                    <w:t xml:space="preserve">(</w:t>
+                  </w:r>
+                  <w:r>
+                    <w:rPr>
+                      <w:rStyle w:val="AttributeTok"/>
+                    </w:rPr>
+                    <w:t xml:space="preserve">x =</w:t>
+                  </w:r>
+                  <w:r>
+                    <w:rPr>
+                      <w:rStyle w:val="NormalTok"/>
+                    </w:rPr>
+                    <w:t xml:space="preserve"> x, </w:t>
+                  </w:r>
+                  <w:r>
+                    <w:rPr>
+                      <w:rStyle w:val="AttributeTok"/>
+                    </w:rPr>
+                    <w:t xml:space="preserve">y =</w:t>
+                  </w:r>
+                  <w:r>
+                    <w:rPr>
+                      <w:rStyle w:val="NormalTok"/>
+                    </w:rPr>
+                    <w:t xml:space="preserve"> y), </w:t>
+                  </w:r>
+                  <w:r>
+                    <w:rPr>
+                      <w:rStyle w:val="AttributeTok"/>
+                    </w:rPr>
+                    <w:t xml:space="preserve">data =</w:t>
+                  </w:r>
+                  <w:r>
+                    <w:rPr>
+                      <w:rStyle w:val="NormalTok"/>
+                    </w:rPr>
+                    <w:t xml:space="preserve"> ecdf_open, </w:t>
+                  </w:r>
+                  <w:r>
+                    <w:rPr>
+                      <w:rStyle w:val="AttributeTok"/>
+                    </w:rPr>
+                    <w:t xml:space="preserve">shape =</w:t>
+                  </w:r>
+                  <w:r>
+                    <w:rPr>
+                      <w:rStyle w:val="NormalTok"/>
+                    </w:rPr>
+                    <w:t xml:space="preserve"> </w:t>
+                  </w:r>
+                  <w:r>
+                    <w:rPr>
+                      <w:rStyle w:val="DecValTok"/>
+                    </w:rPr>
+                    <w:t xml:space="preserve">1</w:t>
+                  </w:r>
+                  <w:r>
+                    <w:rPr>
+                      <w:rStyle w:val="NormalTok"/>
+                    </w:rPr>
+                    <w:t xml:space="preserve">, </w:t>
+                  </w:r>
+                  <w:r>
+                    <w:rPr>
+                      <w:rStyle w:val="AttributeTok"/>
+                    </w:rPr>
+                    <w:t xml:space="preserve">color =</w:t>
+                  </w:r>
+                  <w:r>
+                    <w:rPr>
+                      <w:rStyle w:val="NormalTok"/>
+                    </w:rPr>
+                    <w:t xml:space="preserve"> </w:t>
+                  </w:r>
+                  <w:r>
+                    <w:rPr>
+                      <w:rStyle w:val="StringTok"/>
+                    </w:rPr>
+                    <w:t xml:space="preserve">"blue"</w:t>
+                  </w:r>
+                  <w:r>
+                    <w:br/>
+                  </w:r>
+                  <w:r>
+                    <w:rPr>
+                      <w:rStyle w:val="NormalTok"/>
+                    </w:rPr>
+                    <w:t xml:space="preserve">  ) </w:t>
+                  </w:r>
+                  <w:r>
+                    <w:rPr>
+                      <w:rStyle w:val="SpecialCharTok"/>
+                    </w:rPr>
+                    <w:t xml:space="preserve">+</w:t>
+                  </w:r>
+                  <w:r>
+                    <w:br/>
+                  </w:r>
+                  <w:r>
+                    <w:rPr>
+                      <w:rStyle w:val="NormalTok"/>
+                    </w:rPr>
+                    <w:t xml:space="preserve">  ggplot2</w:t>
+                  </w:r>
+                  <w:r>
+                    <w:rPr>
+                      <w:rStyle w:val="SpecialCharTok"/>
+                    </w:rPr>
+                    <w:t xml:space="preserve">::</w:t>
+                  </w:r>
+                  <w:r>
+                    <w:rPr>
+                      <w:rStyle w:val="FunctionTok"/>
+                    </w:rPr>
+                    <w:t xml:space="preserve">geom_point</w:t>
+                  </w:r>
+                  <w:r>
+                    <w:rPr>
+                      <w:rStyle w:val="NormalTok"/>
+                    </w:rPr>
+                    <w:t xml:space="preserve">(</w:t>
+                  </w:r>
+                  <w:r>
+                    <w:br/>
+                  </w:r>
+                  <w:r>
+                    <w:rPr>
+                      <w:rStyle w:val="NormalTok"/>
+                    </w:rPr>
+                    <w:t xml:space="preserve">    ggplot2</w:t>
+                  </w:r>
+                  <w:r>
+                    <w:rPr>
+                      <w:rStyle w:val="SpecialCharTok"/>
+                    </w:rPr>
+                    <w:t xml:space="preserve">::</w:t>
+                  </w:r>
+                  <w:r>
+                    <w:rPr>
+                      <w:rStyle w:val="FunctionTok"/>
+                    </w:rPr>
+                    <w:t xml:space="preserve">aes</w:t>
+                  </w:r>
+                  <w:r>
+                    <w:rPr>
+                      <w:rStyle w:val="NormalTok"/>
+                    </w:rPr>
+                    <w:t xml:space="preserve">(</w:t>
+                  </w:r>
+                  <w:r>
+                    <w:rPr>
+                      <w:rStyle w:val="AttributeTok"/>
+                    </w:rPr>
+                    <w:t xml:space="preserve">x =</w:t>
+                  </w:r>
+                  <w:r>
+                    <w:rPr>
+                      <w:rStyle w:val="NormalTok"/>
+                    </w:rPr>
+                    <w:t xml:space="preserve"> x, </w:t>
+                  </w:r>
+                  <w:r>
+                    <w:rPr>
+                      <w:rStyle w:val="AttributeTok"/>
+                    </w:rPr>
+                    <w:t xml:space="preserve">y =</w:t>
+                  </w:r>
+                  <w:r>
+                    <w:rPr>
+                      <w:rStyle w:val="NormalTok"/>
+                    </w:rPr>
+                    <w:t xml:space="preserve"> y), </w:t>
+                  </w:r>
+                  <w:r>
+                    <w:rPr>
+                      <w:rStyle w:val="AttributeTok"/>
+                    </w:rPr>
+                    <w:t xml:space="preserve">data =</w:t>
+                  </w:r>
+                  <w:r>
+                    <w:rPr>
+                      <w:rStyle w:val="NormalTok"/>
+                    </w:rPr>
+                    <w:t xml:space="preserve"> ecdf_closed, </w:t>
+                  </w:r>
+                  <w:r>
+                    <w:rPr>
+                      <w:rStyle w:val="AttributeTok"/>
+                    </w:rPr>
+                    <w:t xml:space="preserve">shape =</w:t>
+                  </w:r>
+                  <w:r>
+                    <w:rPr>
+                      <w:rStyle w:val="NormalTok"/>
+                    </w:rPr>
+                    <w:t xml:space="preserve"> </w:t>
+                  </w:r>
+                  <w:r>
+                    <w:rPr>
+                      <w:rStyle w:val="DecValTok"/>
+                    </w:rPr>
+                    <w:t xml:space="preserve">19</w:t>
+                  </w:r>
+                  <w:r>
+                    <w:rPr>
+                      <w:rStyle w:val="NormalTok"/>
+                    </w:rPr>
+                    <w:t xml:space="preserve">, </w:t>
+                  </w:r>
+                  <w:r>
+                    <w:rPr>
+                      <w:rStyle w:val="AttributeTok"/>
+                    </w:rPr>
+                    <w:t xml:space="preserve">color =</w:t>
+                  </w:r>
+                  <w:r>
+                    <w:rPr>
+                      <w:rStyle w:val="NormalTok"/>
+                    </w:rPr>
+                    <w:t xml:space="preserve"> </w:t>
+                  </w:r>
+                  <w:r>
+                    <w:rPr>
+                      <w:rStyle w:val="StringTok"/>
+                    </w:rPr>
+                    <w:t xml:space="preserve">"blue"</w:t>
+                  </w:r>
+                  <w:r>
+                    <w:br/>
+                  </w:r>
+                  <w:r>
+                    <w:rPr>
+                      <w:rStyle w:val="NormalTok"/>
+                    </w:rPr>
+                    <w:t xml:space="preserve">  ) </w:t>
+                  </w:r>
+                  <w:r>
+                    <w:rPr>
+                      <w:rStyle w:val="SpecialCharTok"/>
+                    </w:rPr>
+                    <w:t xml:space="preserve">+</w:t>
+                  </w:r>
+                  <w:r>
+                    <w:br/>
+                  </w:r>
+                  <w:r>
+                    <w:rPr>
+                      <w:rStyle w:val="NormalTok"/>
+                    </w:rPr>
+                    <w:t xml:space="preserve">  ggplot2</w:t>
+                  </w:r>
+                  <w:r>
+                    <w:rPr>
+                      <w:rStyle w:val="SpecialCharTok"/>
+                    </w:rPr>
+                    <w:t xml:space="preserve">::</w:t>
+                  </w:r>
+                  <w:r>
+                    <w:rPr>
+                      <w:rStyle w:val="FunctionTok"/>
+                    </w:rPr>
+                    <w:t xml:space="preserve">coord_cartesian</w:t>
+                  </w:r>
+                  <w:r>
+                    <w:rPr>
+                      <w:rStyle w:val="NormalTok"/>
+                    </w:rPr>
+                    <w:t xml:space="preserve">(</w:t>
+                  </w:r>
+                  <w:r>
+                    <w:rPr>
+                      <w:rStyle w:val="AttributeTok"/>
+                    </w:rPr>
+                    <w:t xml:space="preserve">xlim =</w:t>
+                  </w:r>
+                  <w:r>
+                    <w:rPr>
+                      <w:rStyle w:val="NormalTok"/>
+                    </w:rPr>
+                    <w:t xml:space="preserve"> </w:t>
+                  </w:r>
+                  <w:r>
+                    <w:rPr>
+                      <w:rStyle w:val="FunctionTok"/>
+                    </w:rPr>
+                    <w:t xml:space="preserve">c</w:t>
+                  </w:r>
+                  <w:r>
+                    <w:rPr>
+                      <w:rStyle w:val="NormalTok"/>
+                    </w:rPr>
+                    <w:t xml:space="preserve">(x_min, x_max), </w:t>
+                  </w:r>
+                  <w:r>
+                    <w:rPr>
+                      <w:rStyle w:val="AttributeTok"/>
+                    </w:rPr>
+                    <w:t xml:space="preserve">ylim =</w:t>
+                  </w:r>
+                  <w:r>
+                    <w:rPr>
+                      <w:rStyle w:val="NormalTok"/>
+                    </w:rPr>
+                    <w:t xml:space="preserve"> </w:t>
+                  </w:r>
+                  <w:r>
+                    <w:rPr>
+                      <w:rStyle w:val="FunctionTok"/>
+                    </w:rPr>
+                    <w:t xml:space="preserve">c</w:t>
+                  </w:r>
+                  <w:r>
+                    <w:rPr>
+                      <w:rStyle w:val="NormalTok"/>
+                    </w:rPr>
+                    <w:t xml:space="preserve">(</w:t>
+                  </w:r>
+                  <w:r>
+                    <w:rPr>
+                      <w:rStyle w:val="DecValTok"/>
+                    </w:rPr>
                     <w:t xml:space="preserve">0</w:t>
                   </w:r>
                   <w:r>
                     <w:rPr>
                       <w:rStyle w:val="NormalTok"/>
                     </w:rPr>
-                    <w:t xml:space="preserve">,</w:t>
+                    <w:t xml:space="preserve">, </w:t>
+                  </w:r>
+                  <w:r>
+                    <w:rPr>
+                      <w:rStyle w:val="FloatTok"/>
+                    </w:rPr>
+                    <w:t xml:space="preserve">1.05</w:t>
+                  </w:r>
+                  <w:r>
+                    <w:rPr>
+                      <w:rStyle w:val="NormalTok"/>
+                    </w:rPr>
+                    <w:t xml:space="preserve">)) </w:t>
+                  </w:r>
+                  <w:r>
+                    <w:rPr>
+                      <w:rStyle w:val="SpecialCharTok"/>
+                    </w:rPr>
+                    <w:t xml:space="preserve">+</w:t>
                   </w:r>
                   <w:r>
                     <w:br/>
@@ -4918,19 +5746,115 @@
                     <w:rPr>
                       <w:rStyle w:val="NormalTok"/>
                     </w:rPr>
-                    <w:t xml:space="preserve">  </w:t>
-                  </w:r>
-                  <w:r>
-                    <w:rPr>
-                      <w:rStyle w:val="DecValTok"/>
-                    </w:rPr>
-                    <w:t xml:space="preserve">0</w:t>
-                  </w:r>
-                  <w:r>
-                    <w:rPr>
-                      <w:rStyle w:val="NormalTok"/>
-                    </w:rPr>
-                    <w:t xml:space="preserve">,</w:t>
+                    <w:t xml:space="preserve">  ggplot2</w:t>
+                  </w:r>
+                  <w:r>
+                    <w:rPr>
+                      <w:rStyle w:val="SpecialCharTok"/>
+                    </w:rPr>
+                    <w:t xml:space="preserve">::</w:t>
+                  </w:r>
+                  <w:r>
+                    <w:rPr>
+                      <w:rStyle w:val="FunctionTok"/>
+                    </w:rPr>
+                    <w:t xml:space="preserve">labs</w:t>
+                  </w:r>
+                  <w:r>
+                    <w:rPr>
+                      <w:rStyle w:val="NormalTok"/>
+                    </w:rPr>
+                    <w:t xml:space="preserve">(</w:t>
+                  </w:r>
+                  <w:r>
+                    <w:rPr>
+                      <w:rStyle w:val="AttributeTok"/>
+                    </w:rPr>
+                    <w:t xml:space="preserve">x =</w:t>
+                  </w:r>
+                  <w:r>
+                    <w:rPr>
+                      <w:rStyle w:val="NormalTok"/>
+                    </w:rPr>
+                    <w:t xml:space="preserve"> </w:t>
+                  </w:r>
+                  <w:r>
+                    <w:rPr>
+                      <w:rStyle w:val="StringTok"/>
+                    </w:rPr>
+                    <w:t xml:space="preserve">"t"</w:t>
+                  </w:r>
+                  <w:r>
+                    <w:rPr>
+                      <w:rStyle w:val="NormalTok"/>
+                    </w:rPr>
+                    <w:t xml:space="preserve">, </w:t>
+                  </w:r>
+                  <w:r>
+                    <w:rPr>
+                      <w:rStyle w:val="AttributeTok"/>
+                    </w:rPr>
+                    <w:t xml:space="preserve">y =</w:t>
+                  </w:r>
+                  <w:r>
+                    <w:rPr>
+                      <w:rStyle w:val="NormalTok"/>
+                    </w:rPr>
+                    <w:t xml:space="preserve"> </w:t>
+                  </w:r>
+                  <w:r>
+                    <w:rPr>
+                      <w:rStyle w:val="FunctionTok"/>
+                    </w:rPr>
+                    <w:t xml:space="preserve">expression</w:t>
+                  </w:r>
+                  <w:r>
+                    <w:rPr>
+                      <w:rStyle w:val="NormalTok"/>
+                    </w:rPr>
+                    <w:t xml:space="preserve">(</w:t>
+                  </w:r>
+                  <w:r>
+                    <w:rPr>
+                      <w:rStyle w:val="FunctionTok"/>
+                    </w:rPr>
+                    <w:t xml:space="preserve">hat</w:t>
+                  </w:r>
+                  <w:r>
+                    <w:rPr>
+                      <w:rStyle w:val="NormalTok"/>
+                    </w:rPr>
+                    <w:t xml:space="preserve">(</w:t>
+                  </w:r>
+                  <w:r>
+                    <w:rPr>
+                      <w:rStyle w:val="FunctionTok"/>
+                    </w:rPr>
+                    <w:t xml:space="preserve">plain</w:t>
+                  </w:r>
+                  <w:r>
+                    <w:rPr>
+                      <w:rStyle w:val="NormalTok"/>
+                    </w:rPr>
+                    <w:t xml:space="preserve">(</w:t>
+                  </w:r>
+                  <w:r>
+                    <w:rPr>
+                      <w:rStyle w:val="StringTok"/>
+                    </w:rPr>
+                    <w:t xml:space="preserve">"F"</w:t>
+                  </w:r>
+                  <w:r>
+                    <w:rPr>
+                      <w:rStyle w:val="NormalTok"/>
+                    </w:rPr>
+                    <w:t xml:space="preserve">))(t))) </w:t>
+                  </w:r>
+                  <w:r>
+                    <w:rPr>
+                      <w:rStyle w:val="SpecialCharTok"/>
+                    </w:rPr>
+                    <w:t xml:space="preserve">+</w:t>
                   </w:r>
                   <w:r>
                     <w:br/>
@@ -4939,469 +5863,25 @@
                     <w:rPr>
                       <w:rStyle w:val="NormalTok"/>
                     </w:rPr>
-                    <w:t xml:space="preserve">  </w:t>
-                  </w:r>
-                  <w:r>
-                    <w:rPr>
-                      <w:rStyle w:val="AttributeTok"/>
-                    </w:rPr>
-                    <w:t xml:space="preserve">type =</w:t>
-                  </w:r>
-                  <w:r>
-                    <w:rPr>
-                      <w:rStyle w:val="NormalTok"/>
-                    </w:rPr>
-                    <w:t xml:space="preserve"> </w:t>
-                  </w:r>
-                  <w:r>
-                    <w:rPr>
-                      <w:rStyle w:val="StringTok"/>
-                    </w:rPr>
-                    <w:t xml:space="preserve">"n"</w:t>
-                  </w:r>
-                  <w:r>
-                    <w:rPr>
-                      <w:rStyle w:val="NormalTok"/>
-                    </w:rPr>
-                    <w:t xml:space="preserve">,</w:t>
-                  </w:r>
-                  <w:r>
-                    <w:br/>
-                  </w:r>
-                  <w:r>
-                    <w:rPr>
-                      <w:rStyle w:val="NormalTok"/>
-                    </w:rPr>
-                    <w:t xml:space="preserve">  </w:t>
-                  </w:r>
-                  <w:r>
-                    <w:rPr>
-                      <w:rStyle w:val="AttributeTok"/>
-                    </w:rPr>
-                    <w:t xml:space="preserve">xlim =</w:t>
-                  </w:r>
-                  <w:r>
-                    <w:rPr>
-                      <w:rStyle w:val="NormalTok"/>
-                    </w:rPr>
-                    <w:t xml:space="preserve"> </w:t>
+                    <w:t xml:space="preserve">  ggplot2</w:t>
+                  </w:r>
+                  <w:r>
+                    <w:rPr>
+                      <w:rStyle w:val="SpecialCharTok"/>
+                    </w:rPr>
+                    <w:t xml:space="preserve">::</w:t>
                   </w:r>
                   <w:r>
                     <w:rPr>
                       <w:rStyle w:val="FunctionTok"/>
                     </w:rPr>
-                    <w:t xml:space="preserve">c</w:t>
-                  </w:r>
-                  <w:r>
-                    <w:rPr>
-                      <w:rStyle w:val="NormalTok"/>
-                    </w:rPr>
-                    <w:t xml:space="preserve">(x_min, x_max),</w:t>
-                  </w:r>
-                  <w:r>
-                    <w:br/>
-                  </w:r>
-                  <w:r>
-                    <w:rPr>
-                      <w:rStyle w:val="NormalTok"/>
-                    </w:rPr>
-                    <w:t xml:space="preserve">  </w:t>
-                  </w:r>
-                  <w:r>
-                    <w:rPr>
-                      <w:rStyle w:val="AttributeTok"/>
-                    </w:rPr>
-                    <w:t xml:space="preserve">ylim =</w:t>
-                  </w:r>
-                  <w:r>
-                    <w:rPr>
-                      <w:rStyle w:val="NormalTok"/>
-                    </w:rPr>
-                    <w:t xml:space="preserve"> </w:t>
-                  </w:r>
-                  <w:r>
-                    <w:rPr>
-                      <w:rStyle w:val="FunctionTok"/>
-                    </w:rPr>
-                    <w:t xml:space="preserve">c</w:t>
-                  </w:r>
-                  <w:r>
-                    <w:rPr>
-                      <w:rStyle w:val="NormalTok"/>
-                    </w:rPr>
-                    <w:t xml:space="preserve">(</w:t>
-                  </w:r>
-                  <w:r>
-                    <w:rPr>
-                      <w:rStyle w:val="DecValTok"/>
-                    </w:rPr>
-                    <w:t xml:space="preserve">0</w:t>
-                  </w:r>
-                  <w:r>
-                    <w:rPr>
-                      <w:rStyle w:val="NormalTok"/>
-                    </w:rPr>
-                    <w:t xml:space="preserve">, </w:t>
-                  </w:r>
-                  <w:r>
-                    <w:rPr>
-                      <w:rStyle w:val="FloatTok"/>
-                    </w:rPr>
-                    <w:t xml:space="preserve">1.05</w:t>
-                  </w:r>
-                  <w:r>
-                    <w:rPr>
-                      <w:rStyle w:val="NormalTok"/>
-                    </w:rPr>
-                    <w:t xml:space="preserve">),</w:t>
-                  </w:r>
-                  <w:r>
-                    <w:br/>
-                  </w:r>
-                  <w:r>
-                    <w:rPr>
-                      <w:rStyle w:val="NormalTok"/>
-                    </w:rPr>
-                    <w:t xml:space="preserve">  </w:t>
-                  </w:r>
-                  <w:r>
-                    <w:rPr>
-                      <w:rStyle w:val="AttributeTok"/>
-                    </w:rPr>
-                    <w:t xml:space="preserve">xlab =</w:t>
-                  </w:r>
-                  <w:r>
-                    <w:rPr>
-                      <w:rStyle w:val="NormalTok"/>
-                    </w:rPr>
-                    <w:t xml:space="preserve"> </w:t>
-                  </w:r>
-                  <w:r>
-                    <w:rPr>
-                      <w:rStyle w:val="StringTok"/>
-                    </w:rPr>
-                    <w:t xml:space="preserve">"t"</w:t>
-                  </w:r>
-                  <w:r>
-                    <w:rPr>
-                      <w:rStyle w:val="NormalTok"/>
-                    </w:rPr>
-                    <w:t xml:space="preserve">,</w:t>
-                  </w:r>
-                  <w:r>
-                    <w:br/>
-                  </w:r>
-                  <w:r>
-                    <w:rPr>
-                      <w:rStyle w:val="NormalTok"/>
-                    </w:rPr>
-                    <w:t xml:space="preserve">  </w:t>
-                  </w:r>
-                  <w:r>
-                    <w:rPr>
-                      <w:rStyle w:val="AttributeTok"/>
-                    </w:rPr>
-                    <w:t xml:space="preserve">ylab =</w:t>
-                  </w:r>
-                  <w:r>
-                    <w:rPr>
-                      <w:rStyle w:val="NormalTok"/>
-                    </w:rPr>
-                    <w:t xml:space="preserve"> </w:t>
-                  </w:r>
-                  <w:r>
-                    <w:rPr>
-                      <w:rStyle w:val="FunctionTok"/>
-                    </w:rPr>
-                    <w:t xml:space="preserve">expression</w:t>
-                  </w:r>
-                  <w:r>
-                    <w:rPr>
-                      <w:rStyle w:val="NormalTok"/>
-                    </w:rPr>
-                    <w:t xml:space="preserve">(</w:t>
-                  </w:r>
-                  <w:r>
-                    <w:rPr>
-                      <w:rStyle w:val="FunctionTok"/>
-                    </w:rPr>
-                    <w:t xml:space="preserve">hat</w:t>
-                  </w:r>
-                  <w:r>
-                    <w:rPr>
-                      <w:rStyle w:val="NormalTok"/>
-                    </w:rPr>
-                    <w:t xml:space="preserve">(</w:t>
-                  </w:r>
-                  <w:r>
-                    <w:rPr>
-                      <w:rStyle w:val="FunctionTok"/>
-                    </w:rPr>
-                    <w:t xml:space="preserve">plain</w:t>
-                  </w:r>
-                  <w:r>
-                    <w:rPr>
-                      <w:rStyle w:val="NormalTok"/>
-                    </w:rPr>
-                    <w:t xml:space="preserve">(</w:t>
-                  </w:r>
-                  <w:r>
-                    <w:rPr>
-                      <w:rStyle w:val="StringTok"/>
-                    </w:rPr>
-                    <w:t xml:space="preserve">"F"</w:t>
-                  </w:r>
-                  <w:r>
-                    <w:rPr>
-                      <w:rStyle w:val="NormalTok"/>
-                    </w:rPr>
-                    <w:t xml:space="preserve">))(t))</w:t>
-                  </w:r>
-                  <w:r>
-                    <w:br/>
-                  </w:r>
-                  <w:r>
-                    <w:rPr>
-                      <w:rStyle w:val="NormalTok"/>
-                    </w:rPr>
-                    <w:t xml:space="preserve">)</w:t>
-                  </w:r>
-                  <w:r>
-                    <w:br/>
-                  </w:r>
-                  <w:r>
-                    <w:rPr>
-                      <w:rStyle w:val="FunctionTok"/>
-                    </w:rPr>
-                    <w:t xml:space="preserve">segments</w:t>
-                  </w:r>
-                  <w:r>
-                    <w:rPr>
-                      <w:rStyle w:val="NormalTok"/>
-                    </w:rPr>
-                    <w:t xml:space="preserve">(x_left, f_levels, x_right, f_levels, </w:t>
-                  </w:r>
-                  <w:r>
-                    <w:rPr>
-                      <w:rStyle w:val="AttributeTok"/>
-                    </w:rPr>
-                    <w:t xml:space="preserve">lwd =</w:t>
-                  </w:r>
-                  <w:r>
-                    <w:rPr>
-                      <w:rStyle w:val="NormalTok"/>
-                    </w:rPr>
-                    <w:t xml:space="preserve"> </w:t>
-                  </w:r>
-                  <w:r>
-                    <w:rPr>
-                      <w:rStyle w:val="DecValTok"/>
-                    </w:rPr>
-                    <w:t xml:space="preserve">2</w:t>
-                  </w:r>
-                  <w:r>
-                    <w:rPr>
-                      <w:rStyle w:val="NormalTok"/>
-                    </w:rPr>
-                    <w:t xml:space="preserve">, </w:t>
-                  </w:r>
-                  <w:r>
-                    <w:rPr>
-                      <w:rStyle w:val="AttributeTok"/>
-                    </w:rPr>
-                    <w:t xml:space="preserve">col =</w:t>
-                  </w:r>
-                  <w:r>
-                    <w:rPr>
-                      <w:rStyle w:val="NormalTok"/>
-                    </w:rPr>
-                    <w:t xml:space="preserve"> </w:t>
-                  </w:r>
-                  <w:r>
-                    <w:rPr>
-                      <w:rStyle w:val="StringTok"/>
-                    </w:rPr>
-                    <w:t xml:space="preserve">"blue"</w:t>
-                  </w:r>
-                  <w:r>
-                    <w:rPr>
-                      <w:rStyle w:val="NormalTok"/>
-                    </w:rPr>
-                    <w:t xml:space="preserve">)</w:t>
-                  </w:r>
-                  <w:r>
-                    <w:br/>
-                  </w:r>
-                  <w:r>
-                    <w:rPr>
-                      <w:rStyle w:val="FunctionTok"/>
-                    </w:rPr>
-                    <w:t xml:space="preserve">points</w:t>
-                  </w:r>
-                  <w:r>
-                    <w:rPr>
-                      <w:rStyle w:val="NormalTok"/>
-                    </w:rPr>
-                    <w:t xml:space="preserve">(x_ord, f_levels[</w:t>
-                  </w:r>
-                  <w:r>
-                    <w:rPr>
-                      <w:rStyle w:val="FunctionTok"/>
-                    </w:rPr>
-                    <w:t xml:space="preserve">seq_len</w:t>
-                  </w:r>
-                  <w:r>
-                    <w:rPr>
-                      <w:rStyle w:val="NormalTok"/>
-                    </w:rPr>
-                    <w:t xml:space="preserve">(n)], </w:t>
-                  </w:r>
-                  <w:r>
-                    <w:rPr>
-                      <w:rStyle w:val="AttributeTok"/>
-                    </w:rPr>
-                    <w:t xml:space="preserve">pch =</w:t>
-                  </w:r>
-                  <w:r>
-                    <w:rPr>
-                      <w:rStyle w:val="NormalTok"/>
-                    </w:rPr>
-                    <w:t xml:space="preserve"> </w:t>
-                  </w:r>
-                  <w:r>
-                    <w:rPr>
-                      <w:rStyle w:val="DecValTok"/>
-                    </w:rPr>
-                    <w:t xml:space="preserve">1</w:t>
-                  </w:r>
-                  <w:r>
-                    <w:rPr>
-                      <w:rStyle w:val="NormalTok"/>
-                    </w:rPr>
-                    <w:t xml:space="preserve">, </w:t>
-                  </w:r>
-                  <w:r>
-                    <w:rPr>
-                      <w:rStyle w:val="AttributeTok"/>
-                    </w:rPr>
-                    <w:t xml:space="preserve">col =</w:t>
-                  </w:r>
-                  <w:r>
-                    <w:rPr>
-                      <w:rStyle w:val="NormalTok"/>
-                    </w:rPr>
-                    <w:t xml:space="preserve"> </w:t>
-                  </w:r>
-                  <w:r>
-                    <w:rPr>
-                      <w:rStyle w:val="StringTok"/>
-                    </w:rPr>
-                    <w:t xml:space="preserve">"blue"</w:t>
-                  </w:r>
-                  <w:r>
-                    <w:rPr>
-                      <w:rStyle w:val="NormalTok"/>
-                    </w:rPr>
-                    <w:t xml:space="preserve">)</w:t>
-                  </w:r>
-                  <w:r>
-                    <w:br/>
-                  </w:r>
-                  <w:r>
-                    <w:rPr>
-                      <w:rStyle w:val="FunctionTok"/>
-                    </w:rPr>
-                    <w:t xml:space="preserve">points</w:t>
-                  </w:r>
-                  <w:r>
-                    <w:rPr>
-                      <w:rStyle w:val="NormalTok"/>
-                    </w:rPr>
-                    <w:t xml:space="preserve">(x_ord, f_levels[</w:t>
-                  </w:r>
-                  <w:r>
-                    <w:rPr>
-                      <w:rStyle w:val="FunctionTok"/>
-                    </w:rPr>
-                    <w:t xml:space="preserve">seq_len</w:t>
-                  </w:r>
-                  <w:r>
-                    <w:rPr>
-                      <w:rStyle w:val="NormalTok"/>
-                    </w:rPr>
-                    <w:t xml:space="preserve">(n) </w:t>
-                  </w:r>
-                  <w:r>
-                    <w:rPr>
-                      <w:rStyle w:val="SpecialCharTok"/>
-                    </w:rPr>
-                    <w:t xml:space="preserve">+</w:t>
-                  </w:r>
-                  <w:r>
-                    <w:rPr>
-                      <w:rStyle w:val="NormalTok"/>
-                    </w:rPr>
-                    <w:t xml:space="preserve"> </w:t>
-                  </w:r>
-                  <w:r>
-                    <w:rPr>
-                      <w:rStyle w:val="DecValTok"/>
-                    </w:rPr>
-                    <w:t xml:space="preserve">1</w:t>
-                  </w:r>
-                  <w:r>
-                    <w:rPr>
-                      <w:rStyle w:val="NormalTok"/>
-                    </w:rPr>
-                    <w:t xml:space="preserve">], </w:t>
-                  </w:r>
-                  <w:r>
-                    <w:rPr>
-                      <w:rStyle w:val="AttributeTok"/>
-                    </w:rPr>
-                    <w:t xml:space="preserve">pch =</w:t>
-                  </w:r>
-                  <w:r>
-                    <w:rPr>
-                      <w:rStyle w:val="NormalTok"/>
-                    </w:rPr>
-                    <w:t xml:space="preserve"> </w:t>
-                  </w:r>
-                  <w:r>
-                    <w:rPr>
-                      <w:rStyle w:val="DecValTok"/>
-                    </w:rPr>
-                    <w:t xml:space="preserve">19</w:t>
-                  </w:r>
-                  <w:r>
-                    <w:rPr>
-                      <w:rStyle w:val="NormalTok"/>
-                    </w:rPr>
-                    <w:t xml:space="preserve">, </w:t>
-                  </w:r>
-                  <w:r>
-                    <w:rPr>
-                      <w:rStyle w:val="AttributeTok"/>
-                    </w:rPr>
-                    <w:t xml:space="preserve">col =</w:t>
-                  </w:r>
-                  <w:r>
-                    <w:rPr>
-                      <w:rStyle w:val="NormalTok"/>
-                    </w:rPr>
-                    <w:t xml:space="preserve"> </w:t>
-                  </w:r>
-                  <w:r>
-                    <w:rPr>
-                      <w:rStyle w:val="StringTok"/>
-                    </w:rPr>
-                    <w:t xml:space="preserve">"blue"</w:t>
-                  </w:r>
-                  <w:r>
-                    <w:rPr>
-                      <w:rStyle w:val="NormalTok"/>
-                    </w:rPr>
-                    <w:t xml:space="preserve">)</w:t>
+                    <w:t xml:space="preserve">theme_minimal</w:t>
+                  </w:r>
+                  <w:r>
+                    <w:rPr>
+                      <w:rStyle w:val="NormalTok"/>
+                    </w:rPr>
+                    <w:t xml:space="preserve">()</w:t>
                   </w:r>
                 </w:p>
                 <w:p>
@@ -5642,9 +6122,33 @@
                   </w:r>
                   <w:r>
                     <w:rPr>
+                      <w:rStyle w:val="NormalTok"/>
+                    </w:rPr>
+                    <w:t xml:space="preserve">eqf_pieces </w:t>
+                  </w:r>
+                  <w:r>
+                    <w:rPr>
+                      <w:rStyle w:val="OtherTok"/>
+                    </w:rPr>
+                    <w:t xml:space="preserve">&lt;-</w:t>
+                  </w:r>
+                  <w:r>
+                    <w:rPr>
+                      <w:rStyle w:val="NormalTok"/>
+                    </w:rPr>
+                    <w:t xml:space="preserve"> tibble</w:t>
+                  </w:r>
+                  <w:r>
+                    <w:rPr>
+                      <w:rStyle w:val="SpecialCharTok"/>
+                    </w:rPr>
+                    <w:t xml:space="preserve">::</w:t>
+                  </w:r>
+                  <w:r>
+                    <w:rPr>
                       <w:rStyle w:val="FunctionTok"/>
                     </w:rPr>
-                    <w:t xml:space="preserve">plot</w:t>
+                    <w:t xml:space="preserve">tibble</w:t>
                   </w:r>
                   <w:r>
                     <w:rPr>
@@ -5653,25 +6157,586 @@
                     <w:t xml:space="preserve">(</w:t>
                   </w:r>
                   <w:r>
+                    <w:rPr>
+                      <w:rStyle w:val="AttributeTok"/>
+                    </w:rPr>
+                    <w:t xml:space="preserve">x =</w:t>
+                  </w:r>
+                  <w:r>
+                    <w:rPr>
+                      <w:rStyle w:val="NormalTok"/>
+                    </w:rPr>
+                    <w:t xml:space="preserve"> q_left, </w:t>
+                  </w:r>
+                  <w:r>
+                    <w:rPr>
+                      <w:rStyle w:val="AttributeTok"/>
+                    </w:rPr>
+                    <w:t xml:space="preserve">xend =</w:t>
+                  </w:r>
+                  <w:r>
+                    <w:rPr>
+                      <w:rStyle w:val="NormalTok"/>
+                    </w:rPr>
+                    <w:t xml:space="preserve"> q_right, </w:t>
+                  </w:r>
+                  <w:r>
+                    <w:rPr>
+                      <w:rStyle w:val="AttributeTok"/>
+                    </w:rPr>
+                    <w:t xml:space="preserve">y =</w:t>
+                  </w:r>
+                  <w:r>
+                    <w:rPr>
+                      <w:rStyle w:val="NormalTok"/>
+                    </w:rPr>
+                    <w:t xml:space="preserve"> x_ord)</w:t>
+                  </w:r>
+                  <w:r>
                     <w:br/>
                   </w:r>
                   <w:r>
-                    <w:rPr>
-                      <w:rStyle w:val="NormalTok"/>
-                    </w:rPr>
-                    <w:t xml:space="preserve">  </w:t>
+                    <w:br/>
+                  </w:r>
+                  <w:r>
+                    <w:rPr>
+                      <w:rStyle w:val="NormalTok"/>
+                    </w:rPr>
+                    <w:t xml:space="preserve">ggplot2</w:t>
+                  </w:r>
+                  <w:r>
+                    <w:rPr>
+                      <w:rStyle w:val="SpecialCharTok"/>
+                    </w:rPr>
+                    <w:t xml:space="preserve">::</w:t>
+                  </w:r>
+                  <w:r>
+                    <w:rPr>
+                      <w:rStyle w:val="FunctionTok"/>
+                    </w:rPr>
+                    <w:t xml:space="preserve">ggplot</w:t>
+                  </w:r>
+                  <w:r>
+                    <w:rPr>
+                      <w:rStyle w:val="NormalTok"/>
+                    </w:rPr>
+                    <w:t xml:space="preserve">(eqf_pieces) </w:t>
+                  </w:r>
+                  <w:r>
+                    <w:rPr>
+                      <w:rStyle w:val="SpecialCharTok"/>
+                    </w:rPr>
+                    <w:t xml:space="preserve">+</w:t>
+                  </w:r>
+                  <w:r>
+                    <w:br/>
+                  </w:r>
+                  <w:r>
+                    <w:rPr>
+                      <w:rStyle w:val="NormalTok"/>
+                    </w:rPr>
+                    <w:t xml:space="preserve">  ggplot2</w:t>
+                  </w:r>
+                  <w:r>
+                    <w:rPr>
+                      <w:rStyle w:val="SpecialCharTok"/>
+                    </w:rPr>
+                    <w:t xml:space="preserve">::</w:t>
+                  </w:r>
+                  <w:r>
+                    <w:rPr>
+                      <w:rStyle w:val="FunctionTok"/>
+                    </w:rPr>
+                    <w:t xml:space="preserve">geom_segment</w:t>
+                  </w:r>
+                  <w:r>
+                    <w:rPr>
+                      <w:rStyle w:val="NormalTok"/>
+                    </w:rPr>
+                    <w:t xml:space="preserve">(</w:t>
+                  </w:r>
+                  <w:r>
+                    <w:br/>
+                  </w:r>
+                  <w:r>
+                    <w:rPr>
+                      <w:rStyle w:val="NormalTok"/>
+                    </w:rPr>
+                    <w:t xml:space="preserve">    ggplot2</w:t>
+                  </w:r>
+                  <w:r>
+                    <w:rPr>
+                      <w:rStyle w:val="SpecialCharTok"/>
+                    </w:rPr>
+                    <w:t xml:space="preserve">::</w:t>
+                  </w:r>
+                  <w:r>
+                    <w:rPr>
+                      <w:rStyle w:val="FunctionTok"/>
+                    </w:rPr>
+                    <w:t xml:space="preserve">aes</w:t>
+                  </w:r>
+                  <w:r>
+                    <w:rPr>
+                      <w:rStyle w:val="NormalTok"/>
+                    </w:rPr>
+                    <w:t xml:space="preserve">(</w:t>
+                  </w:r>
+                  <w:r>
+                    <w:rPr>
+                      <w:rStyle w:val="AttributeTok"/>
+                    </w:rPr>
+                    <w:t xml:space="preserve">x =</w:t>
+                  </w:r>
+                  <w:r>
+                    <w:rPr>
+                      <w:rStyle w:val="NormalTok"/>
+                    </w:rPr>
+                    <w:t xml:space="preserve"> x, </w:t>
+                  </w:r>
+                  <w:r>
+                    <w:rPr>
+                      <w:rStyle w:val="AttributeTok"/>
+                    </w:rPr>
+                    <w:t xml:space="preserve">xend =</w:t>
+                  </w:r>
+                  <w:r>
+                    <w:rPr>
+                      <w:rStyle w:val="NormalTok"/>
+                    </w:rPr>
+                    <w:t xml:space="preserve"> xend, </w:t>
+                  </w:r>
+                  <w:r>
+                    <w:rPr>
+                      <w:rStyle w:val="AttributeTok"/>
+                    </w:rPr>
+                    <w:t xml:space="preserve">y =</w:t>
+                  </w:r>
+                  <w:r>
+                    <w:rPr>
+                      <w:rStyle w:val="NormalTok"/>
+                    </w:rPr>
+                    <w:t xml:space="preserve"> y, </w:t>
+                  </w:r>
+                  <w:r>
+                    <w:rPr>
+                      <w:rStyle w:val="AttributeTok"/>
+                    </w:rPr>
+                    <w:t xml:space="preserve">yend =</w:t>
+                  </w:r>
+                  <w:r>
+                    <w:rPr>
+                      <w:rStyle w:val="NormalTok"/>
+                    </w:rPr>
+                    <w:t xml:space="preserve"> y),</w:t>
+                  </w:r>
+                  <w:r>
+                    <w:br/>
+                  </w:r>
+                  <w:r>
+                    <w:rPr>
+                      <w:rStyle w:val="NormalTok"/>
+                    </w:rPr>
+                    <w:t xml:space="preserve">    </w:t>
+                  </w:r>
+                  <w:r>
+                    <w:rPr>
+                      <w:rStyle w:val="AttributeTok"/>
+                    </w:rPr>
+                    <w:t xml:space="preserve">linewidth =</w:t>
+                  </w:r>
+                  <w:r>
+                    <w:rPr>
+                      <w:rStyle w:val="NormalTok"/>
+                    </w:rPr>
+                    <w:t xml:space="preserve"> </w:t>
                   </w:r>
                   <w:r>
                     <w:rPr>
                       <w:rStyle w:val="DecValTok"/>
                     </w:rPr>
+                    <w:t xml:space="preserve">1</w:t>
+                  </w:r>
+                  <w:r>
+                    <w:rPr>
+                      <w:rStyle w:val="NormalTok"/>
+                    </w:rPr>
+                    <w:t xml:space="preserve">, </w:t>
+                  </w:r>
+                  <w:r>
+                    <w:rPr>
+                      <w:rStyle w:val="AttributeTok"/>
+                    </w:rPr>
+                    <w:t xml:space="preserve">color =</w:t>
+                  </w:r>
+                  <w:r>
+                    <w:rPr>
+                      <w:rStyle w:val="NormalTok"/>
+                    </w:rPr>
+                    <w:t xml:space="preserve"> </w:t>
+                  </w:r>
+                  <w:r>
+                    <w:rPr>
+                      <w:rStyle w:val="StringTok"/>
+                    </w:rPr>
+                    <w:t xml:space="preserve">"blue"</w:t>
+                  </w:r>
+                  <w:r>
+                    <w:br/>
+                  </w:r>
+                  <w:r>
+                    <w:rPr>
+                      <w:rStyle w:val="NormalTok"/>
+                    </w:rPr>
+                    <w:t xml:space="preserve">  ) </w:t>
+                  </w:r>
+                  <w:r>
+                    <w:rPr>
+                      <w:rStyle w:val="SpecialCharTok"/>
+                    </w:rPr>
+                    <w:t xml:space="preserve">+</w:t>
+                  </w:r>
+                  <w:r>
+                    <w:br/>
+                  </w:r>
+                  <w:r>
+                    <w:rPr>
+                      <w:rStyle w:val="NormalTok"/>
+                    </w:rPr>
+                    <w:t xml:space="preserve">  ggplot2</w:t>
+                  </w:r>
+                  <w:r>
+                    <w:rPr>
+                      <w:rStyle w:val="SpecialCharTok"/>
+                    </w:rPr>
+                    <w:t xml:space="preserve">::</w:t>
+                  </w:r>
+                  <w:r>
+                    <w:rPr>
+                      <w:rStyle w:val="FunctionTok"/>
+                    </w:rPr>
+                    <w:t xml:space="preserve">geom_point</w:t>
+                  </w:r>
+                  <w:r>
+                    <w:rPr>
+                      <w:rStyle w:val="NormalTok"/>
+                    </w:rPr>
+                    <w:t xml:space="preserve">(ggplot2</w:t>
+                  </w:r>
+                  <w:r>
+                    <w:rPr>
+                      <w:rStyle w:val="SpecialCharTok"/>
+                    </w:rPr>
+                    <w:t xml:space="preserve">::</w:t>
+                  </w:r>
+                  <w:r>
+                    <w:rPr>
+                      <w:rStyle w:val="FunctionTok"/>
+                    </w:rPr>
+                    <w:t xml:space="preserve">aes</w:t>
+                  </w:r>
+                  <w:r>
+                    <w:rPr>
+                      <w:rStyle w:val="NormalTok"/>
+                    </w:rPr>
+                    <w:t xml:space="preserve">(</w:t>
+                  </w:r>
+                  <w:r>
+                    <w:rPr>
+                      <w:rStyle w:val="AttributeTok"/>
+                    </w:rPr>
+                    <w:t xml:space="preserve">x =</w:t>
+                  </w:r>
+                  <w:r>
+                    <w:rPr>
+                      <w:rStyle w:val="NormalTok"/>
+                    </w:rPr>
+                    <w:t xml:space="preserve"> x, </w:t>
+                  </w:r>
+                  <w:r>
+                    <w:rPr>
+                      <w:rStyle w:val="AttributeTok"/>
+                    </w:rPr>
+                    <w:t xml:space="preserve">y =</w:t>
+                  </w:r>
+                  <w:r>
+                    <w:rPr>
+                      <w:rStyle w:val="NormalTok"/>
+                    </w:rPr>
+                    <w:t xml:space="preserve"> y), </w:t>
+                  </w:r>
+                  <w:r>
+                    <w:rPr>
+                      <w:rStyle w:val="AttributeTok"/>
+                    </w:rPr>
+                    <w:t xml:space="preserve">shape =</w:t>
+                  </w:r>
+                  <w:r>
+                    <w:rPr>
+                      <w:rStyle w:val="NormalTok"/>
+                    </w:rPr>
+                    <w:t xml:space="preserve"> </w:t>
+                  </w:r>
+                  <w:r>
+                    <w:rPr>
+                      <w:rStyle w:val="DecValTok"/>
+                    </w:rPr>
+                    <w:t xml:space="preserve">1</w:t>
+                  </w:r>
+                  <w:r>
+                    <w:rPr>
+                      <w:rStyle w:val="NormalTok"/>
+                    </w:rPr>
+                    <w:t xml:space="preserve">, </w:t>
+                  </w:r>
+                  <w:r>
+                    <w:rPr>
+                      <w:rStyle w:val="AttributeTok"/>
+                    </w:rPr>
+                    <w:t xml:space="preserve">color =</w:t>
+                  </w:r>
+                  <w:r>
+                    <w:rPr>
+                      <w:rStyle w:val="NormalTok"/>
+                    </w:rPr>
+                    <w:t xml:space="preserve"> </w:t>
+                  </w:r>
+                  <w:r>
+                    <w:rPr>
+                      <w:rStyle w:val="StringTok"/>
+                    </w:rPr>
+                    <w:t xml:space="preserve">"blue"</w:t>
+                  </w:r>
+                  <w:r>
+                    <w:rPr>
+                      <w:rStyle w:val="NormalTok"/>
+                    </w:rPr>
+                    <w:t xml:space="preserve">) </w:t>
+                  </w:r>
+                  <w:r>
+                    <w:rPr>
+                      <w:rStyle w:val="SpecialCharTok"/>
+                    </w:rPr>
+                    <w:t xml:space="preserve">+</w:t>
+                  </w:r>
+                  <w:r>
+                    <w:br/>
+                  </w:r>
+                  <w:r>
+                    <w:rPr>
+                      <w:rStyle w:val="NormalTok"/>
+                    </w:rPr>
+                    <w:t xml:space="preserve">  ggplot2</w:t>
+                  </w:r>
+                  <w:r>
+                    <w:rPr>
+                      <w:rStyle w:val="SpecialCharTok"/>
+                    </w:rPr>
+                    <w:t xml:space="preserve">::</w:t>
+                  </w:r>
+                  <w:r>
+                    <w:rPr>
+                      <w:rStyle w:val="FunctionTok"/>
+                    </w:rPr>
+                    <w:t xml:space="preserve">geom_point</w:t>
+                  </w:r>
+                  <w:r>
+                    <w:rPr>
+                      <w:rStyle w:val="NormalTok"/>
+                    </w:rPr>
+                    <w:t xml:space="preserve">(</w:t>
+                  </w:r>
+                  <w:r>
+                    <w:br/>
+                  </w:r>
+                  <w:r>
+                    <w:rPr>
+                      <w:rStyle w:val="NormalTok"/>
+                    </w:rPr>
+                    <w:t xml:space="preserve">    ggplot2</w:t>
+                  </w:r>
+                  <w:r>
+                    <w:rPr>
+                      <w:rStyle w:val="SpecialCharTok"/>
+                    </w:rPr>
+                    <w:t xml:space="preserve">::</w:t>
+                  </w:r>
+                  <w:r>
+                    <w:rPr>
+                      <w:rStyle w:val="FunctionTok"/>
+                    </w:rPr>
+                    <w:t xml:space="preserve">aes</w:t>
+                  </w:r>
+                  <w:r>
+                    <w:rPr>
+                      <w:rStyle w:val="NormalTok"/>
+                    </w:rPr>
+                    <w:t xml:space="preserve">(</w:t>
+                  </w:r>
+                  <w:r>
+                    <w:rPr>
+                      <w:rStyle w:val="AttributeTok"/>
+                    </w:rPr>
+                    <w:t xml:space="preserve">x =</w:t>
+                  </w:r>
+                  <w:r>
+                    <w:rPr>
+                      <w:rStyle w:val="NormalTok"/>
+                    </w:rPr>
+                    <w:t xml:space="preserve"> xend, </w:t>
+                  </w:r>
+                  <w:r>
+                    <w:rPr>
+                      <w:rStyle w:val="AttributeTok"/>
+                    </w:rPr>
+                    <w:t xml:space="preserve">y =</w:t>
+                  </w:r>
+                  <w:r>
+                    <w:rPr>
+                      <w:rStyle w:val="NormalTok"/>
+                    </w:rPr>
+                    <w:t xml:space="preserve"> y), </w:t>
+                  </w:r>
+                  <w:r>
+                    <w:rPr>
+                      <w:rStyle w:val="AttributeTok"/>
+                    </w:rPr>
+                    <w:t xml:space="preserve">shape =</w:t>
+                  </w:r>
+                  <w:r>
+                    <w:rPr>
+                      <w:rStyle w:val="NormalTok"/>
+                    </w:rPr>
+                    <w:t xml:space="preserve"> </w:t>
+                  </w:r>
+                  <w:r>
+                    <w:rPr>
+                      <w:rStyle w:val="DecValTok"/>
+                    </w:rPr>
+                    <w:t xml:space="preserve">19</w:t>
+                  </w:r>
+                  <w:r>
+                    <w:rPr>
+                      <w:rStyle w:val="NormalTok"/>
+                    </w:rPr>
+                    <w:t xml:space="preserve">, </w:t>
+                  </w:r>
+                  <w:r>
+                    <w:rPr>
+                      <w:rStyle w:val="AttributeTok"/>
+                    </w:rPr>
+                    <w:t xml:space="preserve">color =</w:t>
+                  </w:r>
+                  <w:r>
+                    <w:rPr>
+                      <w:rStyle w:val="NormalTok"/>
+                    </w:rPr>
+                    <w:t xml:space="preserve"> </w:t>
+                  </w:r>
+                  <w:r>
+                    <w:rPr>
+                      <w:rStyle w:val="StringTok"/>
+                    </w:rPr>
+                    <w:t xml:space="preserve">"blue"</w:t>
+                  </w:r>
+                  <w:r>
+                    <w:br/>
+                  </w:r>
+                  <w:r>
+                    <w:rPr>
+                      <w:rStyle w:val="NormalTok"/>
+                    </w:rPr>
+                    <w:t xml:space="preserve">  ) </w:t>
+                  </w:r>
+                  <w:r>
+                    <w:rPr>
+                      <w:rStyle w:val="SpecialCharTok"/>
+                    </w:rPr>
+                    <w:t xml:space="preserve">+</w:t>
+                  </w:r>
+                  <w:r>
+                    <w:br/>
+                  </w:r>
+                  <w:r>
+                    <w:rPr>
+                      <w:rStyle w:val="NormalTok"/>
+                    </w:rPr>
+                    <w:t xml:space="preserve">  ggplot2</w:t>
+                  </w:r>
+                  <w:r>
+                    <w:rPr>
+                      <w:rStyle w:val="SpecialCharTok"/>
+                    </w:rPr>
+                    <w:t xml:space="preserve">::</w:t>
+                  </w:r>
+                  <w:r>
+                    <w:rPr>
+                      <w:rStyle w:val="FunctionTok"/>
+                    </w:rPr>
+                    <w:t xml:space="preserve">coord_cartesian</w:t>
+                  </w:r>
+                  <w:r>
+                    <w:rPr>
+                      <w:rStyle w:val="NormalTok"/>
+                    </w:rPr>
+                    <w:t xml:space="preserve">(</w:t>
+                  </w:r>
+                  <w:r>
+                    <w:br/>
+                  </w:r>
+                  <w:r>
+                    <w:rPr>
+                      <w:rStyle w:val="NormalTok"/>
+                    </w:rPr>
+                    <w:t xml:space="preserve">    </w:t>
+                  </w:r>
+                  <w:r>
+                    <w:rPr>
+                      <w:rStyle w:val="AttributeTok"/>
+                    </w:rPr>
+                    <w:t xml:space="preserve">xlim =</w:t>
+                  </w:r>
+                  <w:r>
+                    <w:rPr>
+                      <w:rStyle w:val="NormalTok"/>
+                    </w:rPr>
+                    <w:t xml:space="preserve"> </w:t>
+                  </w:r>
+                  <w:r>
+                    <w:rPr>
+                      <w:rStyle w:val="FunctionTok"/>
+                    </w:rPr>
+                    <w:t xml:space="preserve">c</w:t>
+                  </w:r>
+                  <w:r>
+                    <w:rPr>
+                      <w:rStyle w:val="NormalTok"/>
+                    </w:rPr>
+                    <w:t xml:space="preserve">(</w:t>
+                  </w:r>
+                  <w:r>
+                    <w:rPr>
+                      <w:rStyle w:val="DecValTok"/>
+                    </w:rPr>
                     <w:t xml:space="preserve">0</w:t>
                   </w:r>
                   <w:r>
                     <w:rPr>
                       <w:rStyle w:val="NormalTok"/>
                     </w:rPr>
-                    <w:t xml:space="preserve">,</w:t>
+                    <w:t xml:space="preserve">, </w:t>
+                  </w:r>
+                  <w:r>
+                    <w:rPr>
+                      <w:rStyle w:val="DecValTok"/>
+                    </w:rPr>
+                    <w:t xml:space="preserve">1</w:t>
+                  </w:r>
+                  <w:r>
+                    <w:rPr>
+                      <w:rStyle w:val="NormalTok"/>
+                    </w:rPr>
+                    <w:t xml:space="preserve">),</w:t>
                   </w:r>
                   <w:r>
                     <w:br/>
@@ -5680,19 +6745,79 @@
                     <w:rPr>
                       <w:rStyle w:val="NormalTok"/>
                     </w:rPr>
-                    <w:t xml:space="preserve">  </w:t>
-                  </w:r>
-                  <w:r>
-                    <w:rPr>
-                      <w:rStyle w:val="DecValTok"/>
-                    </w:rPr>
-                    <w:t xml:space="preserve">0</w:t>
-                  </w:r>
-                  <w:r>
-                    <w:rPr>
-                      <w:rStyle w:val="NormalTok"/>
-                    </w:rPr>
-                    <w:t xml:space="preserve">,</w:t>
+                    <w:t xml:space="preserve">    </w:t>
+                  </w:r>
+                  <w:r>
+                    <w:rPr>
+                      <w:rStyle w:val="AttributeTok"/>
+                    </w:rPr>
+                    <w:t xml:space="preserve">ylim =</w:t>
+                  </w:r>
+                  <w:r>
+                    <w:rPr>
+                      <w:rStyle w:val="NormalTok"/>
+                    </w:rPr>
+                    <w:t xml:space="preserve"> </w:t>
+                  </w:r>
+                  <w:r>
+                    <w:rPr>
+                      <w:rStyle w:val="FunctionTok"/>
+                    </w:rPr>
+                    <w:t xml:space="preserve">c</w:t>
+                  </w:r>
+                  <w:r>
+                    <w:rPr>
+                      <w:rStyle w:val="NormalTok"/>
+                    </w:rPr>
+                    <w:t xml:space="preserve">(</w:t>
+                  </w:r>
+                  <w:r>
+                    <w:rPr>
+                      <w:rStyle w:val="FunctionTok"/>
+                    </w:rPr>
+                    <w:t xml:space="preserve">min</w:t>
+                  </w:r>
+                  <w:r>
+                    <w:rPr>
+                      <w:rStyle w:val="NormalTok"/>
+                    </w:rPr>
+                    <w:t xml:space="preserve">(x_ord) </w:t>
+                  </w:r>
+                  <w:r>
+                    <w:rPr>
+                      <w:rStyle w:val="SpecialCharTok"/>
+                    </w:rPr>
+                    <w:t xml:space="preserve">-</w:t>
+                  </w:r>
+                  <w:r>
+                    <w:rPr>
+                      <w:rStyle w:val="NormalTok"/>
+                    </w:rPr>
+                    <w:t xml:space="preserve"> eqf_y_padding, </w:t>
+                  </w:r>
+                  <w:r>
+                    <w:rPr>
+                      <w:rStyle w:val="FunctionTok"/>
+                    </w:rPr>
+                    <w:t xml:space="preserve">max</w:t>
+                  </w:r>
+                  <w:r>
+                    <w:rPr>
+                      <w:rStyle w:val="NormalTok"/>
+                    </w:rPr>
+                    <w:t xml:space="preserve">(x_ord) </w:t>
+                  </w:r>
+                  <w:r>
+                    <w:rPr>
+                      <w:rStyle w:val="SpecialCharTok"/>
+                    </w:rPr>
+                    <w:t xml:space="preserve">+</w:t>
+                  </w:r>
+                  <w:r>
+                    <w:rPr>
+                      <w:rStyle w:val="NormalTok"/>
+                    </w:rPr>
+                    <w:t xml:space="preserve"> eqf_y_padding)</w:t>
                   </w:r>
                   <w:r>
                     <w:br/>
@@ -5701,13 +6826,46 @@
                     <w:rPr>
                       <w:rStyle w:val="NormalTok"/>
                     </w:rPr>
-                    <w:t xml:space="preserve">  </w:t>
+                    <w:t xml:space="preserve">  ) </w:t>
+                  </w:r>
+                  <w:r>
+                    <w:rPr>
+                      <w:rStyle w:val="SpecialCharTok"/>
+                    </w:rPr>
+                    <w:t xml:space="preserve">+</w:t>
+                  </w:r>
+                  <w:r>
+                    <w:br/>
+                  </w:r>
+                  <w:r>
+                    <w:rPr>
+                      <w:rStyle w:val="NormalTok"/>
+                    </w:rPr>
+                    <w:t xml:space="preserve">  ggplot2</w:t>
+                  </w:r>
+                  <w:r>
+                    <w:rPr>
+                      <w:rStyle w:val="SpecialCharTok"/>
+                    </w:rPr>
+                    <w:t xml:space="preserve">::</w:t>
+                  </w:r>
+                  <w:r>
+                    <w:rPr>
+                      <w:rStyle w:val="FunctionTok"/>
+                    </w:rPr>
+                    <w:t xml:space="preserve">labs</w:t>
+                  </w:r>
+                  <w:r>
+                    <w:rPr>
+                      <w:rStyle w:val="NormalTok"/>
+                    </w:rPr>
+                    <w:t xml:space="preserve">(</w:t>
                   </w:r>
                   <w:r>
                     <w:rPr>
                       <w:rStyle w:val="AttributeTok"/>
                     </w:rPr>
-                    <w:t xml:space="preserve">type =</w:t>
+                    <w:t xml:space="preserve">x =</w:t>
                   </w:r>
                   <w:r>
                     <w:rPr>
@@ -5719,13 +6877,55 @@
                     <w:rPr>
                       <w:rStyle w:val="StringTok"/>
                     </w:rPr>
-                    <w:t xml:space="preserve">"n"</w:t>
-                  </w:r>
-                  <w:r>
-                    <w:rPr>
-                      <w:rStyle w:val="NormalTok"/>
-                    </w:rPr>
-                    <w:t xml:space="preserve">,</w:t>
+                    <w:t xml:space="preserve">"p"</w:t>
+                  </w:r>
+                  <w:r>
+                    <w:rPr>
+                      <w:rStyle w:val="NormalTok"/>
+                    </w:rPr>
+                    <w:t xml:space="preserve">, </w:t>
+                  </w:r>
+                  <w:r>
+                    <w:rPr>
+                      <w:rStyle w:val="AttributeTok"/>
+                    </w:rPr>
+                    <w:t xml:space="preserve">y =</w:t>
+                  </w:r>
+                  <w:r>
+                    <w:rPr>
+                      <w:rStyle w:val="NormalTok"/>
+                    </w:rPr>
+                    <w:t xml:space="preserve"> </w:t>
+                  </w:r>
+                  <w:r>
+                    <w:rPr>
+                      <w:rStyle w:val="FunctionTok"/>
+                    </w:rPr>
+                    <w:t xml:space="preserve">expression</w:t>
+                  </w:r>
+                  <w:r>
+                    <w:rPr>
+                      <w:rStyle w:val="NormalTok"/>
+                    </w:rPr>
+                    <w:t xml:space="preserve">(</w:t>
+                  </w:r>
+                  <w:r>
+                    <w:rPr>
+                      <w:rStyle w:val="FunctionTok"/>
+                    </w:rPr>
+                    <w:t xml:space="preserve">hat</w:t>
+                  </w:r>
+                  <w:r>
+                    <w:rPr>
+                      <w:rStyle w:val="NormalTok"/>
+                    </w:rPr>
+                    <w:t xml:space="preserve">(Q)(p))) </w:t>
+                  </w:r>
+                  <w:r>
+                    <w:rPr>
+                      <w:rStyle w:val="SpecialCharTok"/>
+                    </w:rPr>
+                    <w:t xml:space="preserve">+</w:t>
                   </w:r>
                   <w:r>
                     <w:br/>
@@ -5734,412 +6934,25 @@
                     <w:rPr>
                       <w:rStyle w:val="NormalTok"/>
                     </w:rPr>
-                    <w:t xml:space="preserve">  </w:t>
-                  </w:r>
-                  <w:r>
-                    <w:rPr>
-                      <w:rStyle w:val="AttributeTok"/>
-                    </w:rPr>
-                    <w:t xml:space="preserve">xlim =</w:t>
-                  </w:r>
-                  <w:r>
-                    <w:rPr>
-                      <w:rStyle w:val="NormalTok"/>
-                    </w:rPr>
-                    <w:t xml:space="preserve"> </w:t>
+                    <w:t xml:space="preserve">  ggplot2</w:t>
+                  </w:r>
+                  <w:r>
+                    <w:rPr>
+                      <w:rStyle w:val="SpecialCharTok"/>
+                    </w:rPr>
+                    <w:t xml:space="preserve">::</w:t>
                   </w:r>
                   <w:r>
                     <w:rPr>
                       <w:rStyle w:val="FunctionTok"/>
                     </w:rPr>
-                    <w:t xml:space="preserve">c</w:t>
-                  </w:r>
-                  <w:r>
-                    <w:rPr>
-                      <w:rStyle w:val="NormalTok"/>
-                    </w:rPr>
-                    <w:t xml:space="preserve">(</w:t>
-                  </w:r>
-                  <w:r>
-                    <w:rPr>
-                      <w:rStyle w:val="DecValTok"/>
-                    </w:rPr>
-                    <w:t xml:space="preserve">0</w:t>
-                  </w:r>
-                  <w:r>
-                    <w:rPr>
-                      <w:rStyle w:val="NormalTok"/>
-                    </w:rPr>
-                    <w:t xml:space="preserve">, </w:t>
-                  </w:r>
-                  <w:r>
-                    <w:rPr>
-                      <w:rStyle w:val="DecValTok"/>
-                    </w:rPr>
-                    <w:t xml:space="preserve">1</w:t>
-                  </w:r>
-                  <w:r>
-                    <w:rPr>
-                      <w:rStyle w:val="NormalTok"/>
-                    </w:rPr>
-                    <w:t xml:space="preserve">),</w:t>
-                  </w:r>
-                  <w:r>
-                    <w:br/>
-                  </w:r>
-                  <w:r>
-                    <w:rPr>
-                      <w:rStyle w:val="NormalTok"/>
-                    </w:rPr>
-                    <w:t xml:space="preserve">  </w:t>
-                  </w:r>
-                  <w:r>
-                    <w:rPr>
-                      <w:rStyle w:val="AttributeTok"/>
-                    </w:rPr>
-                    <w:t xml:space="preserve">ylim =</w:t>
-                  </w:r>
-                  <w:r>
-                    <w:rPr>
-                      <w:rStyle w:val="NormalTok"/>
-                    </w:rPr>
-                    <w:t xml:space="preserve"> </w:t>
-                  </w:r>
-                  <w:r>
-                    <w:rPr>
-                      <w:rStyle w:val="FunctionTok"/>
-                    </w:rPr>
-                    <w:t xml:space="preserve">c</w:t>
-                  </w:r>
-                  <w:r>
-                    <w:rPr>
-                      <w:rStyle w:val="NormalTok"/>
-                    </w:rPr>
-                    <w:t xml:space="preserve">(</w:t>
-                  </w:r>
-                  <w:r>
-                    <w:rPr>
-                      <w:rStyle w:val="FunctionTok"/>
-                    </w:rPr>
-                    <w:t xml:space="preserve">min</w:t>
-                  </w:r>
-                  <w:r>
-                    <w:rPr>
-                      <w:rStyle w:val="NormalTok"/>
-                    </w:rPr>
-                    <w:t xml:space="preserve">(x_ord) </w:t>
-                  </w:r>
-                  <w:r>
-                    <w:rPr>
-                      <w:rStyle w:val="SpecialCharTok"/>
-                    </w:rPr>
-                    <w:t xml:space="preserve">-</w:t>
-                  </w:r>
-                  <w:r>
-                    <w:rPr>
-                      <w:rStyle w:val="NormalTok"/>
-                    </w:rPr>
-                    <w:t xml:space="preserve"> eqf_y_padding, </w:t>
-                  </w:r>
-                  <w:r>
-                    <w:rPr>
-                      <w:rStyle w:val="FunctionTok"/>
-                    </w:rPr>
-                    <w:t xml:space="preserve">max</w:t>
-                  </w:r>
-                  <w:r>
-                    <w:rPr>
-                      <w:rStyle w:val="NormalTok"/>
-                    </w:rPr>
-                    <w:t xml:space="preserve">(x_ord) </w:t>
-                  </w:r>
-                  <w:r>
-                    <w:rPr>
-                      <w:rStyle w:val="SpecialCharTok"/>
-                    </w:rPr>
-                    <w:t xml:space="preserve">+</w:t>
-                  </w:r>
-                  <w:r>
-                    <w:rPr>
-                      <w:rStyle w:val="NormalTok"/>
-                    </w:rPr>
-                    <w:t xml:space="preserve"> eqf_y_padding),</w:t>
-                  </w:r>
-                  <w:r>
-                    <w:br/>
-                  </w:r>
-                  <w:r>
-                    <w:rPr>
-                      <w:rStyle w:val="NormalTok"/>
-                    </w:rPr>
-                    <w:t xml:space="preserve">  </w:t>
-                  </w:r>
-                  <w:r>
-                    <w:rPr>
-                      <w:rStyle w:val="AttributeTok"/>
-                    </w:rPr>
-                    <w:t xml:space="preserve">xlab =</w:t>
-                  </w:r>
-                  <w:r>
-                    <w:rPr>
-                      <w:rStyle w:val="NormalTok"/>
-                    </w:rPr>
-                    <w:t xml:space="preserve"> </w:t>
-                  </w:r>
-                  <w:r>
-                    <w:rPr>
-                      <w:rStyle w:val="StringTok"/>
-                    </w:rPr>
-                    <w:t xml:space="preserve">"p"</w:t>
-                  </w:r>
-                  <w:r>
-                    <w:rPr>
-                      <w:rStyle w:val="NormalTok"/>
-                    </w:rPr>
-                    <w:t xml:space="preserve">,</w:t>
-                  </w:r>
-                  <w:r>
-                    <w:br/>
-                  </w:r>
-                  <w:r>
-                    <w:rPr>
-                      <w:rStyle w:val="NormalTok"/>
-                    </w:rPr>
-                    <w:t xml:space="preserve">  </w:t>
-                  </w:r>
-                  <w:r>
-                    <w:rPr>
-                      <w:rStyle w:val="AttributeTok"/>
-                    </w:rPr>
-                    <w:t xml:space="preserve">ylab =</w:t>
-                  </w:r>
-                  <w:r>
-                    <w:rPr>
-                      <w:rStyle w:val="NormalTok"/>
-                    </w:rPr>
-                    <w:t xml:space="preserve"> </w:t>
-                  </w:r>
-                  <w:r>
-                    <w:rPr>
-                      <w:rStyle w:val="FunctionTok"/>
-                    </w:rPr>
-                    <w:t xml:space="preserve">expression</w:t>
-                  </w:r>
-                  <w:r>
-                    <w:rPr>
-                      <w:rStyle w:val="NormalTok"/>
-                    </w:rPr>
-                    <w:t xml:space="preserve">(</w:t>
-                  </w:r>
-                  <w:r>
-                    <w:rPr>
-                      <w:rStyle w:val="FunctionTok"/>
-                    </w:rPr>
-                    <w:t xml:space="preserve">hat</w:t>
-                  </w:r>
-                  <w:r>
-                    <w:rPr>
-                      <w:rStyle w:val="NormalTok"/>
-                    </w:rPr>
-                    <w:t xml:space="preserve">(Q)(p))</w:t>
-                  </w:r>
-                  <w:r>
-                    <w:br/>
-                  </w:r>
-                  <w:r>
-                    <w:rPr>
-                      <w:rStyle w:val="NormalTok"/>
-                    </w:rPr>
-                    <w:t xml:space="preserve">)</w:t>
-                  </w:r>
-                  <w:r>
-                    <w:br/>
-                  </w:r>
-                  <w:r>
-                    <w:rPr>
-                      <w:rStyle w:val="FunctionTok"/>
-                    </w:rPr>
-                    <w:t xml:space="preserve">segments</w:t>
-                  </w:r>
-                  <w:r>
-                    <w:rPr>
-                      <w:rStyle w:val="NormalTok"/>
-                    </w:rPr>
-                    <w:t xml:space="preserve">(q_left, x_ord, q_right, x_ord, </w:t>
-                  </w:r>
-                  <w:r>
-                    <w:rPr>
-                      <w:rStyle w:val="AttributeTok"/>
-                    </w:rPr>
-                    <w:t xml:space="preserve">lwd =</w:t>
-                  </w:r>
-                  <w:r>
-                    <w:rPr>
-                      <w:rStyle w:val="NormalTok"/>
-                    </w:rPr>
-                    <w:t xml:space="preserve"> </w:t>
-                  </w:r>
-                  <w:r>
-                    <w:rPr>
-                      <w:rStyle w:val="DecValTok"/>
-                    </w:rPr>
-                    <w:t xml:space="preserve">2</w:t>
-                  </w:r>
-                  <w:r>
-                    <w:rPr>
-                      <w:rStyle w:val="NormalTok"/>
-                    </w:rPr>
-                    <w:t xml:space="preserve">, </w:t>
-                  </w:r>
-                  <w:r>
-                    <w:rPr>
-                      <w:rStyle w:val="AttributeTok"/>
-                    </w:rPr>
-                    <w:t xml:space="preserve">col =</w:t>
-                  </w:r>
-                  <w:r>
-                    <w:rPr>
-                      <w:rStyle w:val="NormalTok"/>
-                    </w:rPr>
-                    <w:t xml:space="preserve"> </w:t>
-                  </w:r>
-                  <w:r>
-                    <w:rPr>
-                      <w:rStyle w:val="StringTok"/>
-                    </w:rPr>
-                    <w:t xml:space="preserve">"blue"</w:t>
-                  </w:r>
-                  <w:r>
-                    <w:rPr>
-                      <w:rStyle w:val="NormalTok"/>
-                    </w:rPr>
-                    <w:t xml:space="preserve">)</w:t>
-                  </w:r>
-                  <w:r>
-                    <w:br/>
-                  </w:r>
-                  <w:r>
-                    <w:rPr>
-                      <w:rStyle w:val="FunctionTok"/>
-                    </w:rPr>
-                    <w:t xml:space="preserve">points</w:t>
-                  </w:r>
-                  <w:r>
-                    <w:rPr>
-                      <w:rStyle w:val="NormalTok"/>
-                    </w:rPr>
-                    <w:t xml:space="preserve">(q_left, x_ord, </w:t>
-                  </w:r>
-                  <w:r>
-                    <w:rPr>
-                      <w:rStyle w:val="AttributeTok"/>
-                    </w:rPr>
-                    <w:t xml:space="preserve">pch =</w:t>
-                  </w:r>
-                  <w:r>
-                    <w:rPr>
-                      <w:rStyle w:val="NormalTok"/>
-                    </w:rPr>
-                    <w:t xml:space="preserve"> </w:t>
-                  </w:r>
-                  <w:r>
-                    <w:rPr>
-                      <w:rStyle w:val="DecValTok"/>
-                    </w:rPr>
-                    <w:t xml:space="preserve">1</w:t>
-                  </w:r>
-                  <w:r>
-                    <w:rPr>
-                      <w:rStyle w:val="NormalTok"/>
-                    </w:rPr>
-                    <w:t xml:space="preserve">, </w:t>
-                  </w:r>
-                  <w:r>
-                    <w:rPr>
-                      <w:rStyle w:val="AttributeTok"/>
-                    </w:rPr>
-                    <w:t xml:space="preserve">col =</w:t>
-                  </w:r>
-                  <w:r>
-                    <w:rPr>
-                      <w:rStyle w:val="NormalTok"/>
-                    </w:rPr>
-                    <w:t xml:space="preserve"> </w:t>
-                  </w:r>
-                  <w:r>
-                    <w:rPr>
-                      <w:rStyle w:val="StringTok"/>
-                    </w:rPr>
-                    <w:t xml:space="preserve">"blue"</w:t>
-                  </w:r>
-                  <w:r>
-                    <w:rPr>
-                      <w:rStyle w:val="NormalTok"/>
-                    </w:rPr>
-                    <w:t xml:space="preserve">)</w:t>
-                  </w:r>
-                  <w:r>
-                    <w:br/>
-                  </w:r>
-                  <w:r>
-                    <w:rPr>
-                      <w:rStyle w:val="FunctionTok"/>
-                    </w:rPr>
-                    <w:t xml:space="preserve">points</w:t>
-                  </w:r>
-                  <w:r>
-                    <w:rPr>
-                      <w:rStyle w:val="NormalTok"/>
-                    </w:rPr>
-                    <w:t xml:space="preserve">(q_right, x_ord, </w:t>
-                  </w:r>
-                  <w:r>
-                    <w:rPr>
-                      <w:rStyle w:val="AttributeTok"/>
-                    </w:rPr>
-                    <w:t xml:space="preserve">pch =</w:t>
-                  </w:r>
-                  <w:r>
-                    <w:rPr>
-                      <w:rStyle w:val="NormalTok"/>
-                    </w:rPr>
-                    <w:t xml:space="preserve"> </w:t>
-                  </w:r>
-                  <w:r>
-                    <w:rPr>
-                      <w:rStyle w:val="DecValTok"/>
-                    </w:rPr>
-                    <w:t xml:space="preserve">19</w:t>
-                  </w:r>
-                  <w:r>
-                    <w:rPr>
-                      <w:rStyle w:val="NormalTok"/>
-                    </w:rPr>
-                    <w:t xml:space="preserve">, </w:t>
-                  </w:r>
-                  <w:r>
-                    <w:rPr>
-                      <w:rStyle w:val="AttributeTok"/>
-                    </w:rPr>
-                    <w:t xml:space="preserve">col =</w:t>
-                  </w:r>
-                  <w:r>
-                    <w:rPr>
-                      <w:rStyle w:val="NormalTok"/>
-                    </w:rPr>
-                    <w:t xml:space="preserve"> </w:t>
-                  </w:r>
-                  <w:r>
-                    <w:rPr>
-                      <w:rStyle w:val="StringTok"/>
-                    </w:rPr>
-                    <w:t xml:space="preserve">"blue"</w:t>
-                  </w:r>
-                  <w:r>
-                    <w:rPr>
-                      <w:rStyle w:val="NormalTok"/>
-                    </w:rPr>
-                    <w:t xml:space="preserve">)</w:t>
+                    <w:t xml:space="preserve">theme_minimal</w:t>
+                  </w:r>
+                  <w:r>
+                    <w:rPr>
+                      <w:rStyle w:val="NormalTok"/>
+                    </w:rPr>
+                    <w:t xml:space="preserve">()</w:t>
                   </w:r>
                 </w:p>
                 <w:p>
